--- a/Anexos.docx
+++ b/Anexos.docx
@@ -244,6 +244,61 @@
           </wp:inline>
         </w:drawing>
       </w:r>
+    </w:p>
+    <w:p>
+      <w:pPr>
+        <w:pStyle w:val="Prrafodelista"/>
+        <w:numPr>
+          <w:ilvl w:val="0"/>
+          <w:numId w:val="1"/>
+        </w:numPr>
+      </w:pPr>
+      <w:r>
+        <w:drawing>
+          <wp:inline distT="0" distB="0" distL="0" distR="0" wp14:anchorId="0C793FAB" wp14:editId="3F050541">
+            <wp:extent cx="5612130" cy="3255010"/>
+            <wp:effectExtent l="0" t="0" r="7620" b="2540"/>
+            <wp:docPr id="6" name="Imagen 6"/>
+            <wp:cNvGraphicFramePr>
+              <a:graphicFrameLocks xmlns:a="http://schemas.openxmlformats.org/drawingml/2006/main" noChangeAspect="1"/>
+            </wp:cNvGraphicFramePr>
+            <a:graphic xmlns:a="http://schemas.openxmlformats.org/drawingml/2006/main">
+              <a:graphicData uri="http://schemas.openxmlformats.org/drawingml/2006/picture">
+                <pic:pic xmlns:pic="http://schemas.openxmlformats.org/drawingml/2006/picture">
+                  <pic:nvPicPr>
+                    <pic:cNvPr id="1" name=""/>
+                    <pic:cNvPicPr/>
+                  </pic:nvPicPr>
+                  <pic:blipFill>
+                    <a:blip r:embed="rId10"/>
+                    <a:stretch>
+                      <a:fillRect/>
+                    </a:stretch>
+                  </pic:blipFill>
+                  <pic:spPr>
+                    <a:xfrm>
+                      <a:off x="0" y="0"/>
+                      <a:ext cx="5612130" cy="3255010"/>
+                    </a:xfrm>
+                    <a:prstGeom prst="rect">
+                      <a:avLst/>
+                    </a:prstGeom>
+                  </pic:spPr>
+                </pic:pic>
+              </a:graphicData>
+            </a:graphic>
+          </wp:inline>
+        </w:drawing>
+      </w:r>
+    </w:p>
+    <w:p>
+      <w:pPr>
+        <w:pStyle w:val="Prrafodelista"/>
+        <w:numPr>
+          <w:ilvl w:val="0"/>
+          <w:numId w:val="1"/>
+        </w:numPr>
+      </w:pPr>
     </w:p>
     <w:sectPr>
       <w:pgSz w:w="12240" w:h="15840"/>
